--- a/ЛР1_CSharp/ЛР1_Паневина.docx
+++ b/ЛР1_CSharp/ЛР1_Паневина.docx
@@ -763,7 +763,7 @@
           <w:i w:val="0"/>
           <w:sz w:val="28"/>
         </w:rPr>
-        <w:t>Программы выполнены в Visual Studio Code с .NET SDK, каждое задание оформлено отдельным консольным проектом. Каждая программа проверена минимум на трёх наборах данных, включая граничные случаи и некорректный ввод.</w:t>
+        <w:t>Программы выполнены в онлайн-компиляторе C#, каждое задание оформлено отдельной консольной программой. Каждая программа проверена минимум на трёх наборах данных, включая граничные случаи и некорректный ввод.</w:t>
       </w:r>
     </w:p>
     <w:p>

--- a/ЛР1_CSharp/ЛР1_Паневина.docx
+++ b/ЛР1_CSharp/ЛР1_Паневина.docx
@@ -1634,6 +1634,71 @@
                 <w:rFonts w:ascii="Consolas" w:hAnsi="Consolas" w:eastAsia="Consolas" w:cs="Consolas"/>
                 <w:b w:val="0"/>
                 <w:i w:val="0"/>
+                <w:color w:val="008000"/>
+                <w:sz w:val="18"/>
+              </w:rPr>
+              <w:t xml:space="preserve">            // кодировка UTF-8, чтобы русские буквы правильно отображались в консоли</w:t>
+            </w:r>
+          </w:p>
+          <w:p>
+            <w:pPr>
+              <w:spacing w:before="0" w:after="0" w:line="240" w:lineRule="auto"/>
+              <w:ind w:firstLine="0" w:left="0"/>
+              <w:jc w:val="left"/>
+            </w:pPr>
+            <w:r>
+              <w:rPr>
+                <w:rFonts w:ascii="Consolas" w:hAnsi="Consolas" w:eastAsia="Consolas" w:cs="Consolas"/>
+                <w:b w:val="0"/>
+                <w:i w:val="0"/>
+                <w:sz w:val="18"/>
+              </w:rPr>
+              <w:t xml:space="preserve">            Console.OutputEncoding = System.Text.Encoding.UTF8;</w:t>
+            </w:r>
+          </w:p>
+          <w:p>
+            <w:pPr>
+              <w:spacing w:before="0" w:after="0" w:line="240" w:lineRule="auto"/>
+              <w:ind w:firstLine="0" w:left="0"/>
+              <w:jc w:val="left"/>
+            </w:pPr>
+            <w:r>
+              <w:rPr>
+                <w:rFonts w:ascii="Consolas" w:hAnsi="Consolas" w:eastAsia="Consolas" w:cs="Consolas"/>
+                <w:b w:val="0"/>
+                <w:i w:val="0"/>
+                <w:sz w:val="18"/>
+              </w:rPr>
+              <w:t xml:space="preserve">            Console.InputEncoding = System.Text.Encoding.UTF8;</w:t>
+            </w:r>
+          </w:p>
+          <w:p>
+            <w:pPr>
+              <w:spacing w:before="0" w:after="0" w:line="240" w:lineRule="auto"/>
+              <w:ind w:firstLine="0" w:left="0"/>
+              <w:jc w:val="left"/>
+            </w:pPr>
+            <w:r>
+              <w:rPr>
+                <w:rFonts w:ascii="Consolas" w:hAnsi="Consolas" w:eastAsia="Consolas" w:cs="Consolas"/>
+                <w:b w:val="0"/>
+                <w:i w:val="0"/>
+                <w:sz w:val="18"/>
+              </w:rPr>
+              <w:t xml:space="preserve"> </w:t>
+            </w:r>
+          </w:p>
+          <w:p>
+            <w:pPr>
+              <w:spacing w:before="0" w:after="0" w:line="240" w:lineRule="auto"/>
+              <w:ind w:firstLine="0" w:left="0"/>
+              <w:jc w:val="left"/>
+            </w:pPr>
+            <w:r>
+              <w:rPr>
+                <w:rFonts w:ascii="Consolas" w:hAnsi="Consolas" w:eastAsia="Consolas" w:cs="Consolas"/>
+                <w:b w:val="0"/>
+                <w:i w:val="0"/>
                 <w:sz w:val="18"/>
               </w:rPr>
               <w:t xml:space="preserve">            Console.WriteLine("Лабораторная работа №1. Задание 1");</w:t>
@@ -2957,6 +3022,71 @@
                 <w:rFonts w:ascii="Consolas" w:hAnsi="Consolas" w:eastAsia="Consolas" w:cs="Consolas"/>
                 <w:b w:val="0"/>
                 <w:i w:val="0"/>
+                <w:color w:val="008000"/>
+                <w:sz w:val="18"/>
+              </w:rPr>
+              <w:t xml:space="preserve">            // кодировка UTF-8, чтобы русские буквы правильно отображались в консоли</w:t>
+            </w:r>
+          </w:p>
+          <w:p>
+            <w:pPr>
+              <w:spacing w:before="0" w:after="0" w:line="240" w:lineRule="auto"/>
+              <w:ind w:firstLine="0" w:left="0"/>
+              <w:jc w:val="left"/>
+            </w:pPr>
+            <w:r>
+              <w:rPr>
+                <w:rFonts w:ascii="Consolas" w:hAnsi="Consolas" w:eastAsia="Consolas" w:cs="Consolas"/>
+                <w:b w:val="0"/>
+                <w:i w:val="0"/>
+                <w:sz w:val="18"/>
+              </w:rPr>
+              <w:t xml:space="preserve">            Console.OutputEncoding = System.Text.Encoding.UTF8;</w:t>
+            </w:r>
+          </w:p>
+          <w:p>
+            <w:pPr>
+              <w:spacing w:before="0" w:after="0" w:line="240" w:lineRule="auto"/>
+              <w:ind w:firstLine="0" w:left="0"/>
+              <w:jc w:val="left"/>
+            </w:pPr>
+            <w:r>
+              <w:rPr>
+                <w:rFonts w:ascii="Consolas" w:hAnsi="Consolas" w:eastAsia="Consolas" w:cs="Consolas"/>
+                <w:b w:val="0"/>
+                <w:i w:val="0"/>
+                <w:sz w:val="18"/>
+              </w:rPr>
+              <w:t xml:space="preserve">            Console.InputEncoding = System.Text.Encoding.UTF8;</w:t>
+            </w:r>
+          </w:p>
+          <w:p>
+            <w:pPr>
+              <w:spacing w:before="0" w:after="0" w:line="240" w:lineRule="auto"/>
+              <w:ind w:firstLine="0" w:left="0"/>
+              <w:jc w:val="left"/>
+            </w:pPr>
+            <w:r>
+              <w:rPr>
+                <w:rFonts w:ascii="Consolas" w:hAnsi="Consolas" w:eastAsia="Consolas" w:cs="Consolas"/>
+                <w:b w:val="0"/>
+                <w:i w:val="0"/>
+                <w:sz w:val="18"/>
+              </w:rPr>
+              <w:t xml:space="preserve"> </w:t>
+            </w:r>
+          </w:p>
+          <w:p>
+            <w:pPr>
+              <w:spacing w:before="0" w:after="0" w:line="240" w:lineRule="auto"/>
+              <w:ind w:firstLine="0" w:left="0"/>
+              <w:jc w:val="left"/>
+            </w:pPr>
+            <w:r>
+              <w:rPr>
+                <w:rFonts w:ascii="Consolas" w:hAnsi="Consolas" w:eastAsia="Consolas" w:cs="Consolas"/>
+                <w:b w:val="0"/>
+                <w:i w:val="0"/>
                 <w:sz w:val="18"/>
               </w:rPr>
               <w:t xml:space="preserve">            Console.WriteLine("задание 2. Дальность полёта");</w:t>
@@ -4265,6 +4395,71 @@
                 <w:rFonts w:ascii="Consolas" w:hAnsi="Consolas" w:eastAsia="Consolas" w:cs="Consolas"/>
                 <w:b w:val="0"/>
                 <w:i w:val="0"/>
+                <w:color w:val="008000"/>
+                <w:sz w:val="18"/>
+              </w:rPr>
+              <w:t xml:space="preserve">            // кодировка UTF-8, чтобы русские буквы правильно отображались в консоли</w:t>
+            </w:r>
+          </w:p>
+          <w:p>
+            <w:pPr>
+              <w:spacing w:before="0" w:after="0" w:line="240" w:lineRule="auto"/>
+              <w:ind w:firstLine="0" w:left="0"/>
+              <w:jc w:val="left"/>
+            </w:pPr>
+            <w:r>
+              <w:rPr>
+                <w:rFonts w:ascii="Consolas" w:hAnsi="Consolas" w:eastAsia="Consolas" w:cs="Consolas"/>
+                <w:b w:val="0"/>
+                <w:i w:val="0"/>
+                <w:sz w:val="18"/>
+              </w:rPr>
+              <w:t xml:space="preserve">            Console.OutputEncoding = System.Text.Encoding.UTF8;</w:t>
+            </w:r>
+          </w:p>
+          <w:p>
+            <w:pPr>
+              <w:spacing w:before="0" w:after="0" w:line="240" w:lineRule="auto"/>
+              <w:ind w:firstLine="0" w:left="0"/>
+              <w:jc w:val="left"/>
+            </w:pPr>
+            <w:r>
+              <w:rPr>
+                <w:rFonts w:ascii="Consolas" w:hAnsi="Consolas" w:eastAsia="Consolas" w:cs="Consolas"/>
+                <w:b w:val="0"/>
+                <w:i w:val="0"/>
+                <w:sz w:val="18"/>
+              </w:rPr>
+              <w:t xml:space="preserve">            Console.InputEncoding = System.Text.Encoding.UTF8;</w:t>
+            </w:r>
+          </w:p>
+          <w:p>
+            <w:pPr>
+              <w:spacing w:before="0" w:after="0" w:line="240" w:lineRule="auto"/>
+              <w:ind w:firstLine="0" w:left="0"/>
+              <w:jc w:val="left"/>
+            </w:pPr>
+            <w:r>
+              <w:rPr>
+                <w:rFonts w:ascii="Consolas" w:hAnsi="Consolas" w:eastAsia="Consolas" w:cs="Consolas"/>
+                <w:b w:val="0"/>
+                <w:i w:val="0"/>
+                <w:sz w:val="18"/>
+              </w:rPr>
+              <w:t xml:space="preserve"> </w:t>
+            </w:r>
+          </w:p>
+          <w:p>
+            <w:pPr>
+              <w:spacing w:before="0" w:after="0" w:line="240" w:lineRule="auto"/>
+              <w:ind w:firstLine="0" w:left="0"/>
+              <w:jc w:val="left"/>
+            </w:pPr>
+            <w:r>
+              <w:rPr>
+                <w:rFonts w:ascii="Consolas" w:hAnsi="Consolas" w:eastAsia="Consolas" w:cs="Consolas"/>
+                <w:b w:val="0"/>
+                <w:i w:val="0"/>
                 <w:sz w:val="18"/>
               </w:rPr>
               <w:t xml:space="preserve">            Console.WriteLine("Задание 3. Перевод студента на следующий курс");</w:t>
@@ -5772,6 +5967,71 @@
                 <w:rFonts w:ascii="Consolas" w:hAnsi="Consolas" w:eastAsia="Consolas" w:cs="Consolas"/>
                 <w:b w:val="0"/>
                 <w:i w:val="0"/>
+                <w:color w:val="008000"/>
+                <w:sz w:val="18"/>
+              </w:rPr>
+              <w:t xml:space="preserve">            // кодировка UTF-8, чтобы русские буквы правильно отображались в консоли</w:t>
+            </w:r>
+          </w:p>
+          <w:p>
+            <w:pPr>
+              <w:spacing w:before="0" w:after="0" w:line="240" w:lineRule="auto"/>
+              <w:ind w:firstLine="0" w:left="0"/>
+              <w:jc w:val="left"/>
+            </w:pPr>
+            <w:r>
+              <w:rPr>
+                <w:rFonts w:ascii="Consolas" w:hAnsi="Consolas" w:eastAsia="Consolas" w:cs="Consolas"/>
+                <w:b w:val="0"/>
+                <w:i w:val="0"/>
+                <w:sz w:val="18"/>
+              </w:rPr>
+              <w:t xml:space="preserve">            Console.OutputEncoding = System.Text.Encoding.UTF8;</w:t>
+            </w:r>
+          </w:p>
+          <w:p>
+            <w:pPr>
+              <w:spacing w:before="0" w:after="0" w:line="240" w:lineRule="auto"/>
+              <w:ind w:firstLine="0" w:left="0"/>
+              <w:jc w:val="left"/>
+            </w:pPr>
+            <w:r>
+              <w:rPr>
+                <w:rFonts w:ascii="Consolas" w:hAnsi="Consolas" w:eastAsia="Consolas" w:cs="Consolas"/>
+                <w:b w:val="0"/>
+                <w:i w:val="0"/>
+                <w:sz w:val="18"/>
+              </w:rPr>
+              <w:t xml:space="preserve">            Console.InputEncoding = System.Text.Encoding.UTF8;</w:t>
+            </w:r>
+          </w:p>
+          <w:p>
+            <w:pPr>
+              <w:spacing w:before="0" w:after="0" w:line="240" w:lineRule="auto"/>
+              <w:ind w:firstLine="0" w:left="0"/>
+              <w:jc w:val="left"/>
+            </w:pPr>
+            <w:r>
+              <w:rPr>
+                <w:rFonts w:ascii="Consolas" w:hAnsi="Consolas" w:eastAsia="Consolas" w:cs="Consolas"/>
+                <w:b w:val="0"/>
+                <w:i w:val="0"/>
+                <w:sz w:val="18"/>
+              </w:rPr>
+              <w:t xml:space="preserve"> </w:t>
+            </w:r>
+          </w:p>
+          <w:p>
+            <w:pPr>
+              <w:spacing w:before="0" w:after="0" w:line="240" w:lineRule="auto"/>
+              <w:ind w:firstLine="0" w:left="0"/>
+              <w:jc w:val="left"/>
+            </w:pPr>
+            <w:r>
+              <w:rPr>
+                <w:rFonts w:ascii="Consolas" w:hAnsi="Consolas" w:eastAsia="Consolas" w:cs="Consolas"/>
+                <w:b w:val="0"/>
+                <w:i w:val="0"/>
                 <w:sz w:val="18"/>
               </w:rPr>
               <w:t xml:space="preserve">            Console.WriteLine("Задание 4. Удаление знаков препинания");</w:t>
@@ -6910,6 +7170,71 @@
                 <w:rFonts w:ascii="Consolas" w:hAnsi="Consolas" w:eastAsia="Consolas" w:cs="Consolas"/>
                 <w:b w:val="0"/>
                 <w:i w:val="0"/>
+                <w:color w:val="008000"/>
+                <w:sz w:val="18"/>
+              </w:rPr>
+              <w:t xml:space="preserve">            // кодировка UTF-8, чтобы русские буквы правильно отображались в консоли</w:t>
+            </w:r>
+          </w:p>
+          <w:p>
+            <w:pPr>
+              <w:spacing w:before="0" w:after="0" w:line="240" w:lineRule="auto"/>
+              <w:ind w:firstLine="0" w:left="0"/>
+              <w:jc w:val="left"/>
+            </w:pPr>
+            <w:r>
+              <w:rPr>
+                <w:rFonts w:ascii="Consolas" w:hAnsi="Consolas" w:eastAsia="Consolas" w:cs="Consolas"/>
+                <w:b w:val="0"/>
+                <w:i w:val="0"/>
+                <w:sz w:val="18"/>
+              </w:rPr>
+              <w:t xml:space="preserve">            Console.OutputEncoding = System.Text.Encoding.UTF8;</w:t>
+            </w:r>
+          </w:p>
+          <w:p>
+            <w:pPr>
+              <w:spacing w:before="0" w:after="0" w:line="240" w:lineRule="auto"/>
+              <w:ind w:firstLine="0" w:left="0"/>
+              <w:jc w:val="left"/>
+            </w:pPr>
+            <w:r>
+              <w:rPr>
+                <w:rFonts w:ascii="Consolas" w:hAnsi="Consolas" w:eastAsia="Consolas" w:cs="Consolas"/>
+                <w:b w:val="0"/>
+                <w:i w:val="0"/>
+                <w:sz w:val="18"/>
+              </w:rPr>
+              <w:t xml:space="preserve">            Console.InputEncoding = System.Text.Encoding.UTF8;</w:t>
+            </w:r>
+          </w:p>
+          <w:p>
+            <w:pPr>
+              <w:spacing w:before="0" w:after="0" w:line="240" w:lineRule="auto"/>
+              <w:ind w:firstLine="0" w:left="0"/>
+              <w:jc w:val="left"/>
+            </w:pPr>
+            <w:r>
+              <w:rPr>
+                <w:rFonts w:ascii="Consolas" w:hAnsi="Consolas" w:eastAsia="Consolas" w:cs="Consolas"/>
+                <w:b w:val="0"/>
+                <w:i w:val="0"/>
+                <w:sz w:val="18"/>
+              </w:rPr>
+              <w:t xml:space="preserve"> </w:t>
+            </w:r>
+          </w:p>
+          <w:p>
+            <w:pPr>
+              <w:spacing w:before="0" w:after="0" w:line="240" w:lineRule="auto"/>
+              <w:ind w:firstLine="0" w:left="0"/>
+              <w:jc w:val="left"/>
+            </w:pPr>
+            <w:r>
+              <w:rPr>
+                <w:rFonts w:ascii="Consolas" w:hAnsi="Consolas" w:eastAsia="Consolas" w:cs="Consolas"/>
+                <w:b w:val="0"/>
+                <w:i w:val="0"/>
                 <w:sz w:val="18"/>
               </w:rPr>
               <w:t xml:space="preserve">            Console.WriteLine("Задание 5. Таблица умножения N x N");</w:t>
@@ -8036,6 +8361,71 @@
                 <w:sz w:val="18"/>
               </w:rPr>
               <w:t xml:space="preserve">        {</w:t>
+            </w:r>
+          </w:p>
+          <w:p>
+            <w:pPr>
+              <w:spacing w:before="0" w:after="0" w:line="240" w:lineRule="auto"/>
+              <w:ind w:firstLine="0" w:left="0"/>
+              <w:jc w:val="left"/>
+            </w:pPr>
+            <w:r>
+              <w:rPr>
+                <w:rFonts w:ascii="Consolas" w:hAnsi="Consolas" w:eastAsia="Consolas" w:cs="Consolas"/>
+                <w:b w:val="0"/>
+                <w:i w:val="0"/>
+                <w:color w:val="008000"/>
+                <w:sz w:val="18"/>
+              </w:rPr>
+              <w:t xml:space="preserve">            // кодировка UTF-8, чтобы русские буквы правильно отображались в консоли</w:t>
+            </w:r>
+          </w:p>
+          <w:p>
+            <w:pPr>
+              <w:spacing w:before="0" w:after="0" w:line="240" w:lineRule="auto"/>
+              <w:ind w:firstLine="0" w:left="0"/>
+              <w:jc w:val="left"/>
+            </w:pPr>
+            <w:r>
+              <w:rPr>
+                <w:rFonts w:ascii="Consolas" w:hAnsi="Consolas" w:eastAsia="Consolas" w:cs="Consolas"/>
+                <w:b w:val="0"/>
+                <w:i w:val="0"/>
+                <w:sz w:val="18"/>
+              </w:rPr>
+              <w:t xml:space="preserve">            Console.OutputEncoding = System.Text.Encoding.UTF8;</w:t>
+            </w:r>
+          </w:p>
+          <w:p>
+            <w:pPr>
+              <w:spacing w:before="0" w:after="0" w:line="240" w:lineRule="auto"/>
+              <w:ind w:firstLine="0" w:left="0"/>
+              <w:jc w:val="left"/>
+            </w:pPr>
+            <w:r>
+              <w:rPr>
+                <w:rFonts w:ascii="Consolas" w:hAnsi="Consolas" w:eastAsia="Consolas" w:cs="Consolas"/>
+                <w:b w:val="0"/>
+                <w:i w:val="0"/>
+                <w:sz w:val="18"/>
+              </w:rPr>
+              <w:t xml:space="preserve">            Console.InputEncoding = System.Text.Encoding.UTF8;</w:t>
+            </w:r>
+          </w:p>
+          <w:p>
+            <w:pPr>
+              <w:spacing w:before="0" w:after="0" w:line="240" w:lineRule="auto"/>
+              <w:ind w:firstLine="0" w:left="0"/>
+              <w:jc w:val="left"/>
+            </w:pPr>
+            <w:r>
+              <w:rPr>
+                <w:rFonts w:ascii="Consolas" w:hAnsi="Consolas" w:eastAsia="Consolas" w:cs="Consolas"/>
+                <w:b w:val="0"/>
+                <w:i w:val="0"/>
+                <w:sz w:val="18"/>
+              </w:rPr>
+              <w:t xml:space="preserve"> </w:t>
             </w:r>
           </w:p>
           <w:p>

--- a/ЛР1_CSharp/ЛР1_Паневина.docx
+++ b/ЛР1_CSharp/ЛР1_Паневина.docx
@@ -1634,71 +1634,6 @@
                 <w:rFonts w:ascii="Consolas" w:hAnsi="Consolas" w:eastAsia="Consolas" w:cs="Consolas"/>
                 <w:b w:val="0"/>
                 <w:i w:val="0"/>
-                <w:color w:val="008000"/>
-                <w:sz w:val="18"/>
-              </w:rPr>
-              <w:t xml:space="preserve">            // кодировка UTF-8, чтобы русские буквы правильно отображались в консоли</w:t>
-            </w:r>
-          </w:p>
-          <w:p>
-            <w:pPr>
-              <w:spacing w:before="0" w:after="0" w:line="240" w:lineRule="auto"/>
-              <w:ind w:firstLine="0" w:left="0"/>
-              <w:jc w:val="left"/>
-            </w:pPr>
-            <w:r>
-              <w:rPr>
-                <w:rFonts w:ascii="Consolas" w:hAnsi="Consolas" w:eastAsia="Consolas" w:cs="Consolas"/>
-                <w:b w:val="0"/>
-                <w:i w:val="0"/>
-                <w:sz w:val="18"/>
-              </w:rPr>
-              <w:t xml:space="preserve">            Console.OutputEncoding = System.Text.Encoding.UTF8;</w:t>
-            </w:r>
-          </w:p>
-          <w:p>
-            <w:pPr>
-              <w:spacing w:before="0" w:after="0" w:line="240" w:lineRule="auto"/>
-              <w:ind w:firstLine="0" w:left="0"/>
-              <w:jc w:val="left"/>
-            </w:pPr>
-            <w:r>
-              <w:rPr>
-                <w:rFonts w:ascii="Consolas" w:hAnsi="Consolas" w:eastAsia="Consolas" w:cs="Consolas"/>
-                <w:b w:val="0"/>
-                <w:i w:val="0"/>
-                <w:sz w:val="18"/>
-              </w:rPr>
-              <w:t xml:space="preserve">            Console.InputEncoding = System.Text.Encoding.UTF8;</w:t>
-            </w:r>
-          </w:p>
-          <w:p>
-            <w:pPr>
-              <w:spacing w:before="0" w:after="0" w:line="240" w:lineRule="auto"/>
-              <w:ind w:firstLine="0" w:left="0"/>
-              <w:jc w:val="left"/>
-            </w:pPr>
-            <w:r>
-              <w:rPr>
-                <w:rFonts w:ascii="Consolas" w:hAnsi="Consolas" w:eastAsia="Consolas" w:cs="Consolas"/>
-                <w:b w:val="0"/>
-                <w:i w:val="0"/>
-                <w:sz w:val="18"/>
-              </w:rPr>
-              <w:t xml:space="preserve"> </w:t>
-            </w:r>
-          </w:p>
-          <w:p>
-            <w:pPr>
-              <w:spacing w:before="0" w:after="0" w:line="240" w:lineRule="auto"/>
-              <w:ind w:firstLine="0" w:left="0"/>
-              <w:jc w:val="left"/>
-            </w:pPr>
-            <w:r>
-              <w:rPr>
-                <w:rFonts w:ascii="Consolas" w:hAnsi="Consolas" w:eastAsia="Consolas" w:cs="Consolas"/>
-                <w:b w:val="0"/>
-                <w:i w:val="0"/>
                 <w:sz w:val="18"/>
               </w:rPr>
               <w:t xml:space="preserve">            Console.WriteLine("Лабораторная работа №1. Задание 1");</w:t>
@@ -3022,71 +2957,6 @@
                 <w:rFonts w:ascii="Consolas" w:hAnsi="Consolas" w:eastAsia="Consolas" w:cs="Consolas"/>
                 <w:b w:val="0"/>
                 <w:i w:val="0"/>
-                <w:color w:val="008000"/>
-                <w:sz w:val="18"/>
-              </w:rPr>
-              <w:t xml:space="preserve">            // кодировка UTF-8, чтобы русские буквы правильно отображались в консоли</w:t>
-            </w:r>
-          </w:p>
-          <w:p>
-            <w:pPr>
-              <w:spacing w:before="0" w:after="0" w:line="240" w:lineRule="auto"/>
-              <w:ind w:firstLine="0" w:left="0"/>
-              <w:jc w:val="left"/>
-            </w:pPr>
-            <w:r>
-              <w:rPr>
-                <w:rFonts w:ascii="Consolas" w:hAnsi="Consolas" w:eastAsia="Consolas" w:cs="Consolas"/>
-                <w:b w:val="0"/>
-                <w:i w:val="0"/>
-                <w:sz w:val="18"/>
-              </w:rPr>
-              <w:t xml:space="preserve">            Console.OutputEncoding = System.Text.Encoding.UTF8;</w:t>
-            </w:r>
-          </w:p>
-          <w:p>
-            <w:pPr>
-              <w:spacing w:before="0" w:after="0" w:line="240" w:lineRule="auto"/>
-              <w:ind w:firstLine="0" w:left="0"/>
-              <w:jc w:val="left"/>
-            </w:pPr>
-            <w:r>
-              <w:rPr>
-                <w:rFonts w:ascii="Consolas" w:hAnsi="Consolas" w:eastAsia="Consolas" w:cs="Consolas"/>
-                <w:b w:val="0"/>
-                <w:i w:val="0"/>
-                <w:sz w:val="18"/>
-              </w:rPr>
-              <w:t xml:space="preserve">            Console.InputEncoding = System.Text.Encoding.UTF8;</w:t>
-            </w:r>
-          </w:p>
-          <w:p>
-            <w:pPr>
-              <w:spacing w:before="0" w:after="0" w:line="240" w:lineRule="auto"/>
-              <w:ind w:firstLine="0" w:left="0"/>
-              <w:jc w:val="left"/>
-            </w:pPr>
-            <w:r>
-              <w:rPr>
-                <w:rFonts w:ascii="Consolas" w:hAnsi="Consolas" w:eastAsia="Consolas" w:cs="Consolas"/>
-                <w:b w:val="0"/>
-                <w:i w:val="0"/>
-                <w:sz w:val="18"/>
-              </w:rPr>
-              <w:t xml:space="preserve"> </w:t>
-            </w:r>
-          </w:p>
-          <w:p>
-            <w:pPr>
-              <w:spacing w:before="0" w:after="0" w:line="240" w:lineRule="auto"/>
-              <w:ind w:firstLine="0" w:left="0"/>
-              <w:jc w:val="left"/>
-            </w:pPr>
-            <w:r>
-              <w:rPr>
-                <w:rFonts w:ascii="Consolas" w:hAnsi="Consolas" w:eastAsia="Consolas" w:cs="Consolas"/>
-                <w:b w:val="0"/>
-                <w:i w:val="0"/>
                 <w:sz w:val="18"/>
               </w:rPr>
               <w:t xml:space="preserve">            Console.WriteLine("задание 2. Дальность полёта");</w:t>
@@ -4395,71 +4265,6 @@
                 <w:rFonts w:ascii="Consolas" w:hAnsi="Consolas" w:eastAsia="Consolas" w:cs="Consolas"/>
                 <w:b w:val="0"/>
                 <w:i w:val="0"/>
-                <w:color w:val="008000"/>
-                <w:sz w:val="18"/>
-              </w:rPr>
-              <w:t xml:space="preserve">            // кодировка UTF-8, чтобы русские буквы правильно отображались в консоли</w:t>
-            </w:r>
-          </w:p>
-          <w:p>
-            <w:pPr>
-              <w:spacing w:before="0" w:after="0" w:line="240" w:lineRule="auto"/>
-              <w:ind w:firstLine="0" w:left="0"/>
-              <w:jc w:val="left"/>
-            </w:pPr>
-            <w:r>
-              <w:rPr>
-                <w:rFonts w:ascii="Consolas" w:hAnsi="Consolas" w:eastAsia="Consolas" w:cs="Consolas"/>
-                <w:b w:val="0"/>
-                <w:i w:val="0"/>
-                <w:sz w:val="18"/>
-              </w:rPr>
-              <w:t xml:space="preserve">            Console.OutputEncoding = System.Text.Encoding.UTF8;</w:t>
-            </w:r>
-          </w:p>
-          <w:p>
-            <w:pPr>
-              <w:spacing w:before="0" w:after="0" w:line="240" w:lineRule="auto"/>
-              <w:ind w:firstLine="0" w:left="0"/>
-              <w:jc w:val="left"/>
-            </w:pPr>
-            <w:r>
-              <w:rPr>
-                <w:rFonts w:ascii="Consolas" w:hAnsi="Consolas" w:eastAsia="Consolas" w:cs="Consolas"/>
-                <w:b w:val="0"/>
-                <w:i w:val="0"/>
-                <w:sz w:val="18"/>
-              </w:rPr>
-              <w:t xml:space="preserve">            Console.InputEncoding = System.Text.Encoding.UTF8;</w:t>
-            </w:r>
-          </w:p>
-          <w:p>
-            <w:pPr>
-              <w:spacing w:before="0" w:after="0" w:line="240" w:lineRule="auto"/>
-              <w:ind w:firstLine="0" w:left="0"/>
-              <w:jc w:val="left"/>
-            </w:pPr>
-            <w:r>
-              <w:rPr>
-                <w:rFonts w:ascii="Consolas" w:hAnsi="Consolas" w:eastAsia="Consolas" w:cs="Consolas"/>
-                <w:b w:val="0"/>
-                <w:i w:val="0"/>
-                <w:sz w:val="18"/>
-              </w:rPr>
-              <w:t xml:space="preserve"> </w:t>
-            </w:r>
-          </w:p>
-          <w:p>
-            <w:pPr>
-              <w:spacing w:before="0" w:after="0" w:line="240" w:lineRule="auto"/>
-              <w:ind w:firstLine="0" w:left="0"/>
-              <w:jc w:val="left"/>
-            </w:pPr>
-            <w:r>
-              <w:rPr>
-                <w:rFonts w:ascii="Consolas" w:hAnsi="Consolas" w:eastAsia="Consolas" w:cs="Consolas"/>
-                <w:b w:val="0"/>
-                <w:i w:val="0"/>
                 <w:sz w:val="18"/>
               </w:rPr>
               <w:t xml:space="preserve">            Console.WriteLine("Задание 3. Перевод студента на следующий курс");</w:t>
@@ -5967,71 +5772,6 @@
                 <w:rFonts w:ascii="Consolas" w:hAnsi="Consolas" w:eastAsia="Consolas" w:cs="Consolas"/>
                 <w:b w:val="0"/>
                 <w:i w:val="0"/>
-                <w:color w:val="008000"/>
-                <w:sz w:val="18"/>
-              </w:rPr>
-              <w:t xml:space="preserve">            // кодировка UTF-8, чтобы русские буквы правильно отображались в консоли</w:t>
-            </w:r>
-          </w:p>
-          <w:p>
-            <w:pPr>
-              <w:spacing w:before="0" w:after="0" w:line="240" w:lineRule="auto"/>
-              <w:ind w:firstLine="0" w:left="0"/>
-              <w:jc w:val="left"/>
-            </w:pPr>
-            <w:r>
-              <w:rPr>
-                <w:rFonts w:ascii="Consolas" w:hAnsi="Consolas" w:eastAsia="Consolas" w:cs="Consolas"/>
-                <w:b w:val="0"/>
-                <w:i w:val="0"/>
-                <w:sz w:val="18"/>
-              </w:rPr>
-              <w:t xml:space="preserve">            Console.OutputEncoding = System.Text.Encoding.UTF8;</w:t>
-            </w:r>
-          </w:p>
-          <w:p>
-            <w:pPr>
-              <w:spacing w:before="0" w:after="0" w:line="240" w:lineRule="auto"/>
-              <w:ind w:firstLine="0" w:left="0"/>
-              <w:jc w:val="left"/>
-            </w:pPr>
-            <w:r>
-              <w:rPr>
-                <w:rFonts w:ascii="Consolas" w:hAnsi="Consolas" w:eastAsia="Consolas" w:cs="Consolas"/>
-                <w:b w:val="0"/>
-                <w:i w:val="0"/>
-                <w:sz w:val="18"/>
-              </w:rPr>
-              <w:t xml:space="preserve">            Console.InputEncoding = System.Text.Encoding.UTF8;</w:t>
-            </w:r>
-          </w:p>
-          <w:p>
-            <w:pPr>
-              <w:spacing w:before="0" w:after="0" w:line="240" w:lineRule="auto"/>
-              <w:ind w:firstLine="0" w:left="0"/>
-              <w:jc w:val="left"/>
-            </w:pPr>
-            <w:r>
-              <w:rPr>
-                <w:rFonts w:ascii="Consolas" w:hAnsi="Consolas" w:eastAsia="Consolas" w:cs="Consolas"/>
-                <w:b w:val="0"/>
-                <w:i w:val="0"/>
-                <w:sz w:val="18"/>
-              </w:rPr>
-              <w:t xml:space="preserve"> </w:t>
-            </w:r>
-          </w:p>
-          <w:p>
-            <w:pPr>
-              <w:spacing w:before="0" w:after="0" w:line="240" w:lineRule="auto"/>
-              <w:ind w:firstLine="0" w:left="0"/>
-              <w:jc w:val="left"/>
-            </w:pPr>
-            <w:r>
-              <w:rPr>
-                <w:rFonts w:ascii="Consolas" w:hAnsi="Consolas" w:eastAsia="Consolas" w:cs="Consolas"/>
-                <w:b w:val="0"/>
-                <w:i w:val="0"/>
                 <w:sz w:val="18"/>
               </w:rPr>
               <w:t xml:space="preserve">            Console.WriteLine("Задание 4. Удаление знаков препинания");</w:t>
@@ -7170,71 +6910,6 @@
                 <w:rFonts w:ascii="Consolas" w:hAnsi="Consolas" w:eastAsia="Consolas" w:cs="Consolas"/>
                 <w:b w:val="0"/>
                 <w:i w:val="0"/>
-                <w:color w:val="008000"/>
-                <w:sz w:val="18"/>
-              </w:rPr>
-              <w:t xml:space="preserve">            // кодировка UTF-8, чтобы русские буквы правильно отображались в консоли</w:t>
-            </w:r>
-          </w:p>
-          <w:p>
-            <w:pPr>
-              <w:spacing w:before="0" w:after="0" w:line="240" w:lineRule="auto"/>
-              <w:ind w:firstLine="0" w:left="0"/>
-              <w:jc w:val="left"/>
-            </w:pPr>
-            <w:r>
-              <w:rPr>
-                <w:rFonts w:ascii="Consolas" w:hAnsi="Consolas" w:eastAsia="Consolas" w:cs="Consolas"/>
-                <w:b w:val="0"/>
-                <w:i w:val="0"/>
-                <w:sz w:val="18"/>
-              </w:rPr>
-              <w:t xml:space="preserve">            Console.OutputEncoding = System.Text.Encoding.UTF8;</w:t>
-            </w:r>
-          </w:p>
-          <w:p>
-            <w:pPr>
-              <w:spacing w:before="0" w:after="0" w:line="240" w:lineRule="auto"/>
-              <w:ind w:firstLine="0" w:left="0"/>
-              <w:jc w:val="left"/>
-            </w:pPr>
-            <w:r>
-              <w:rPr>
-                <w:rFonts w:ascii="Consolas" w:hAnsi="Consolas" w:eastAsia="Consolas" w:cs="Consolas"/>
-                <w:b w:val="0"/>
-                <w:i w:val="0"/>
-                <w:sz w:val="18"/>
-              </w:rPr>
-              <w:t xml:space="preserve">            Console.InputEncoding = System.Text.Encoding.UTF8;</w:t>
-            </w:r>
-          </w:p>
-          <w:p>
-            <w:pPr>
-              <w:spacing w:before="0" w:after="0" w:line="240" w:lineRule="auto"/>
-              <w:ind w:firstLine="0" w:left="0"/>
-              <w:jc w:val="left"/>
-            </w:pPr>
-            <w:r>
-              <w:rPr>
-                <w:rFonts w:ascii="Consolas" w:hAnsi="Consolas" w:eastAsia="Consolas" w:cs="Consolas"/>
-                <w:b w:val="0"/>
-                <w:i w:val="0"/>
-                <w:sz w:val="18"/>
-              </w:rPr>
-              <w:t xml:space="preserve"> </w:t>
-            </w:r>
-          </w:p>
-          <w:p>
-            <w:pPr>
-              <w:spacing w:before="0" w:after="0" w:line="240" w:lineRule="auto"/>
-              <w:ind w:firstLine="0" w:left="0"/>
-              <w:jc w:val="left"/>
-            </w:pPr>
-            <w:r>
-              <w:rPr>
-                <w:rFonts w:ascii="Consolas" w:hAnsi="Consolas" w:eastAsia="Consolas" w:cs="Consolas"/>
-                <w:b w:val="0"/>
-                <w:i w:val="0"/>
                 <w:sz w:val="18"/>
               </w:rPr>
               <w:t xml:space="preserve">            Console.WriteLine("Задание 5. Таблица умножения N x N");</w:t>
@@ -8361,71 +8036,6 @@
                 <w:sz w:val="18"/>
               </w:rPr>
               <w:t xml:space="preserve">        {</w:t>
-            </w:r>
-          </w:p>
-          <w:p>
-            <w:pPr>
-              <w:spacing w:before="0" w:after="0" w:line="240" w:lineRule="auto"/>
-              <w:ind w:firstLine="0" w:left="0"/>
-              <w:jc w:val="left"/>
-            </w:pPr>
-            <w:r>
-              <w:rPr>
-                <w:rFonts w:ascii="Consolas" w:hAnsi="Consolas" w:eastAsia="Consolas" w:cs="Consolas"/>
-                <w:b w:val="0"/>
-                <w:i w:val="0"/>
-                <w:color w:val="008000"/>
-                <w:sz w:val="18"/>
-              </w:rPr>
-              <w:t xml:space="preserve">            // кодировка UTF-8, чтобы русские буквы правильно отображались в консоли</w:t>
-            </w:r>
-          </w:p>
-          <w:p>
-            <w:pPr>
-              <w:spacing w:before="0" w:after="0" w:line="240" w:lineRule="auto"/>
-              <w:ind w:firstLine="0" w:left="0"/>
-              <w:jc w:val="left"/>
-            </w:pPr>
-            <w:r>
-              <w:rPr>
-                <w:rFonts w:ascii="Consolas" w:hAnsi="Consolas" w:eastAsia="Consolas" w:cs="Consolas"/>
-                <w:b w:val="0"/>
-                <w:i w:val="0"/>
-                <w:sz w:val="18"/>
-              </w:rPr>
-              <w:t xml:space="preserve">            Console.OutputEncoding = System.Text.Encoding.UTF8;</w:t>
-            </w:r>
-          </w:p>
-          <w:p>
-            <w:pPr>
-              <w:spacing w:before="0" w:after="0" w:line="240" w:lineRule="auto"/>
-              <w:ind w:firstLine="0" w:left="0"/>
-              <w:jc w:val="left"/>
-            </w:pPr>
-            <w:r>
-              <w:rPr>
-                <w:rFonts w:ascii="Consolas" w:hAnsi="Consolas" w:eastAsia="Consolas" w:cs="Consolas"/>
-                <w:b w:val="0"/>
-                <w:i w:val="0"/>
-                <w:sz w:val="18"/>
-              </w:rPr>
-              <w:t xml:space="preserve">            Console.InputEncoding = System.Text.Encoding.UTF8;</w:t>
-            </w:r>
-          </w:p>
-          <w:p>
-            <w:pPr>
-              <w:spacing w:before="0" w:after="0" w:line="240" w:lineRule="auto"/>
-              <w:ind w:firstLine="0" w:left="0"/>
-              <w:jc w:val="left"/>
-            </w:pPr>
-            <w:r>
-              <w:rPr>
-                <w:rFonts w:ascii="Consolas" w:hAnsi="Consolas" w:eastAsia="Consolas" w:cs="Consolas"/>
-                <w:b w:val="0"/>
-                <w:i w:val="0"/>
-                <w:sz w:val="18"/>
-              </w:rPr>
-              <w:t xml:space="preserve"> </w:t>
             </w:r>
           </w:p>
           <w:p>
